--- a/papers/2026/Quantum/Widmanstatten-Inspired Room-Temperature Silicon Quantum Processor.docx
+++ b/papers/2026/Quantum/Widmanstatten-Inspired Room-Temperature Silicon Quantum Processor.docx
@@ -18255,7 +18255,7 @@
         </w:trPr>
         <w:tc>
           <w:tcPr>
-            <w:tcW w:type="pct" w:w="58%"/>
+            <w:tcW w:type="pct" w:w="59%"/>
           </w:tcPr>
           <w:p>
             <w:r>
@@ -19044,7 +19044,7 @@
         </w:tc>
         <w:tc>
           <w:tcPr>
-            <w:tcW w:type="pct" w:w="42%"/>
+            <w:tcW w:type="pct" w:w="41%"/>
           </w:tcPr>
           <w:p>
             <w:r>
@@ -19087,7 +19087,7 @@
                 <w:sz w:val="17"/>
                 <w:szCs w:val="17"/>
               </w:rPr>
-              <w:t xml:space="preserve"> The author thanks the meteoritics community for maintaining open-access databases of meteorite cross-section imagery; colleagues in the quantum photonics and silicon spin-qubit communities for discussions that shaped the framing of this work; and the referees whose prospective criticisms were preemptively incorporated into Section 27. This work was supported in part by the Institute for Quantum Architectures seed grant program at Virginia Commonwealth University. No external funding was received. The author declares no competing interests. </w:t>
+              <w:t xml:space="preserve"> The author thanks the meteoritics community for maintaining open-access databases of meteorite cross-section imagery; colleagues in the quantum photonics and silicon spin-qubit communities for discussions that shaped the framing of this work; and the referees whose prospective criticisms were preemptively incorporated into Section 27. No external funding was received. The author declares no competing interests. </w:t>
             </w:r>
             <w:r>
               <w:rPr>
@@ -20095,7 +20095,7 @@
                 <w:sz w:val="15"/>
                 <w:szCs w:val="15"/>
               </w:rPr>
-              <w:t xml:space="preserve"> arXiv:2605.14872 [quant-ph]  •  Submitted 16 May 2026  •  Marlon Hanks, Virginia Commonwealth University</w:t>
+              <w:t xml:space="preserve"> arXiv:2605.14872 [quant-ph]  •  Submitted 16 May 2026  •  Marlon Hanks, Dust LLC</w:t>
             </w:r>
             <w:r>
               <w:rPr>
